--- a/docs/report/04组-学生成绩管理系统-软件说明书.docx
+++ b/docs/report/04组-学生成绩管理系统-软件说明书.docx
@@ -415,8 +415,6 @@
         </w:rPr>
         <w:tab/>
       </w:r>
-      <w:bookmarkStart w:id="0" w:name="_GoBack"/>
-      <w:bookmarkEnd w:id="0"/>
     </w:p>
     <w:p>
       <w:pPr>
@@ -2333,12 +2331,6 @@
             <w:insideH w:val="single" w:color="auto" w:sz="4" w:space="0"/>
             <w:insideV w:val="single" w:color="auto" w:sz="4" w:space="0"/>
           </w:tblBorders>
-          <w:tblCellMar>
-            <w:top w:w="80" w:type="dxa"/>
-            <w:left w:w="120" w:type="dxa"/>
-            <w:bottom w:w="80" w:type="dxa"/>
-            <w:right w:w="120" w:type="dxa"/>
-          </w:tblCellMar>
         </w:tblPrEx>
         <w:tc>
           <w:p>
@@ -11914,6 +11906,12 @@
             <w:insideH w:val="single" w:color="auto" w:sz="4" w:space="0"/>
             <w:insideV w:val="single" w:color="auto" w:sz="4" w:space="0"/>
           </w:tblBorders>
+          <w:tblCellMar>
+            <w:top w:w="80" w:type="dxa"/>
+            <w:left w:w="120" w:type="dxa"/>
+            <w:bottom w:w="80" w:type="dxa"/>
+            <w:right w:w="120" w:type="dxa"/>
+          </w:tblCellMar>
         </w:tblPrEx>
         <w:trPr>
           <w:tblHeader/>
@@ -14430,9 +14428,20 @@
           <w:p>
             <w:pPr>
               <w:jc w:val="left"/>
+              <w:rPr>
+                <w:rFonts w:hint="eastAsia" w:eastAsiaTheme="minorEastAsia"/>
+                <w:lang w:val="en-US" w:eastAsia="zh-CN"/>
+              </w:rPr>
             </w:pPr>
             <w:r>
-              <w:t>202405567128</w:t>
+              <w:t>20240556712</w:t>
+            </w:r>
+            <w:r>
+              <w:rPr>
+                <w:rFonts w:hint="eastAsia"/>
+                <w:lang w:val="en-US" w:eastAsia="zh-CN"/>
+              </w:rPr>
+              <w:t>7</w:t>
             </w:r>
           </w:p>
         </w:tc>
@@ -14636,7 +14645,12 @@
               <w:jc w:val="left"/>
             </w:pPr>
             <w:r>
-              <w:t>202405567205</w:t>
+              <w:t>2024055</w:t>
+            </w:r>
+            <w:bookmarkStart w:id="0" w:name="_GoBack"/>
+            <w:bookmarkEnd w:id="0"/>
+            <w:r>
+              <w:t>67205</w:t>
             </w:r>
           </w:p>
         </w:tc>
